--- a/WEEKLY_PROGRESS_REPORT.docx
+++ b/WEEKLY_PROGRESS_REPORT.docx
@@ -4300,6 +4300,34 @@
           <w:sz w:val="22"/>
           <w:szCs w:val="22"/>
         </w:rPr>
+        <w:t xml:space="preserve">Auditor-Managed Inventory Registry &amp; Role-Based Reports (AuditorView.tsx + App.tsx + types.ts): </w:t>
+      </w:r>
+      <w:r>
+        <w:rPr>
+          <w:rFonts w:ascii="Calibri" w:cs="Calibri" w:eastAsia="Calibri" w:hAnsi="Calibri"/>
+          <w:sz w:val="22"/>
+          <w:szCs w:val="22"/>
+        </w:rPr>
+        <w:t xml:space="preserve">Delivered complete association equipment and physical inventory registry managed by the Auditor with local/cloud persistence and CRUD actions, and expanded PIO activity reporting.</w:t>
+      </w:r>
+    </w:p>
+    <w:p>
+      <w:pPr>
+        <w:pStyle w:val="ListParagraph"/>
+        <w:numPr>
+          <w:ilvl w:val="0"/>
+          <w:numId w:val="1"/>
+        </w:numPr>
+        <w:spacing w:after="80" w:line="276"/>
+      </w:pPr>
+      <w:r>
+        <w:rPr>
+          <w:rFonts w:ascii="Calibri" w:cs="Calibri" w:eastAsia="Calibri" w:hAnsi="Calibri"/>
+          <w:b/>
+          <w:bCs/>
+          <w:sz w:val="22"/>
+          <w:szCs w:val="22"/>
+        </w:rPr>
         <w:t xml:space="preserve">Database Handshake Security Fix (src/api/db.ts + server.ts + rebuilt api/**): </w:t>
       </w:r>
       <w:r>
@@ -4814,6 +4842,82 @@
     </w:p>
     <w:p>
       <w:pPr>
+        <w:pStyle w:val="ListParagraph"/>
+        <w:numPr>
+          <w:ilvl w:val="0"/>
+          <w:numId w:val="1"/>
+        </w:numPr>
+        <w:spacing w:after="80" w:line="276"/>
+      </w:pPr>
+      <w:r>
+        <w:rPr>
+          <w:rFonts w:ascii="Calibri" w:cs="Calibri" w:eastAsia="Calibri" w:hAnsi="Calibri"/>
+          <w:b/>
+          <w:bCs/>
+          <w:sz w:val="22"/>
+          <w:szCs w:val="22"/>
+        </w:rPr>
+        <w:t xml:space="preserve">Task 9: Auditor-Managed Equipment Inventory Registry — </w:t>
+      </w:r>
+      <w:r>
+        <w:rPr>
+          <w:rFonts w:ascii="Calibri" w:cs="Calibri" w:eastAsia="Calibri" w:hAnsi="Calibri"/>
+          <w:sz w:val="22"/>
+          <w:szCs w:val="22"/>
+        </w:rPr>
+        <w:t xml:space="preserve">Added full CRUD and local/cloud persistence for association property and equipment.</w:t>
+      </w:r>
+      <w:r>
+        <w:rPr>
+          <w:rFonts w:ascii="Calibri" w:cs="Calibri" w:eastAsia="Calibri" w:hAnsi="Calibri"/>
+          <w:i/>
+          <w:iCs/>
+          <w:sz w:val="22"/>
+          <w:szCs w:val="22"/>
+        </w:rPr>
+        <w:t xml:space="preserve"> Completed on October 15, 2026.</w:t>
+      </w:r>
+    </w:p>
+    <w:p>
+      <w:pPr>
+        <w:pStyle w:val="ListParagraph"/>
+        <w:numPr>
+          <w:ilvl w:val="0"/>
+          <w:numId w:val="1"/>
+        </w:numPr>
+        <w:spacing w:after="80" w:line="276"/>
+      </w:pPr>
+      <w:r>
+        <w:rPr>
+          <w:rFonts w:ascii="Calibri" w:cs="Calibri" w:eastAsia="Calibri" w:hAnsi="Calibri"/>
+          <w:b/>
+          <w:bCs/>
+          <w:sz w:val="22"/>
+          <w:szCs w:val="22"/>
+        </w:rPr>
+        <w:t xml:space="preserve">Task 10: Role-Based Reporting Refinements — </w:t>
+      </w:r>
+      <w:r>
+        <w:rPr>
+          <w:rFonts w:ascii="Calibri" w:cs="Calibri" w:eastAsia="Calibri" w:hAnsi="Calibri"/>
+          <w:sz w:val="22"/>
+          <w:szCs w:val="22"/>
+        </w:rPr>
+        <w:t xml:space="preserve">Expanded PIO activity logging and focused President's executive summary.</w:t>
+      </w:r>
+      <w:r>
+        <w:rPr>
+          <w:rFonts w:ascii="Calibri" w:cs="Calibri" w:eastAsia="Calibri" w:hAnsi="Calibri"/>
+          <w:i/>
+          <w:iCs/>
+          <w:sz w:val="22"/>
+          <w:szCs w:val="22"/>
+        </w:rPr>
+        <w:t xml:space="preserve"> Completed on October 15, 2026.</w:t>
+      </w:r>
+    </w:p>
+    <w:p>
+      <w:pPr>
         <w:spacing w:after="80" w:before="180"/>
       </w:pPr>
       <w:r>
@@ -4845,15 +4949,15 @@
           <w:sz w:val="22"/>
           <w:szCs w:val="22"/>
         </w:rPr>
-        <w:t xml:space="preserve">Task 9: Preparation for Officer User Acceptance Testing (UAT) — </w:t>
-      </w:r>
-      <w:r>
-        <w:rPr>
-          <w:rFonts w:ascii="Calibri" w:cs="Calibri" w:eastAsia="Calibri" w:hAnsi="Calibri"/>
-          <w:sz w:val="22"/>
-          <w:szCs w:val="22"/>
-        </w:rPr>
-        <w:t xml:space="preserve">Device staging environments and role-based test credential matrices (President, Treasurer, Assistant Treasurer, Secretary, Auditor, Member).</w:t>
+        <w:t xml:space="preserve">Task 11: Account Security Hardening &amp; Password Policy Governance — </w:t>
+      </w:r>
+      <w:r>
+        <w:rPr>
+          <w:rFonts w:ascii="Calibri" w:cs="Calibri" w:eastAsia="Calibri" w:hAnsi="Calibri"/>
+          <w:sz w:val="22"/>
+          <w:szCs w:val="22"/>
+        </w:rPr>
+        <w:t xml:space="preserve">Implement NIST-aligned password strength validation and brute-force lockout safeguards.</w:t>
       </w:r>
       <w:r>
         <w:rPr>
@@ -4863,35 +4967,35 @@
           <w:sz w:val="22"/>
           <w:szCs w:val="22"/>
         </w:rPr>
-        <w:t xml:space="preserve"> Estimated completion: October 20, 2026.</w:t>
-      </w:r>
-    </w:p>
-    <w:p>
-      <w:pPr>
-        <w:pStyle w:val="ListParagraph"/>
-        <w:numPr>
-          <w:ilvl w:val="0"/>
-          <w:numId w:val="1"/>
-        </w:numPr>
-        <w:spacing w:after="80" w:line="276"/>
-      </w:pPr>
-      <w:r>
-        <w:rPr>
-          <w:rFonts w:ascii="Calibri" w:cs="Calibri" w:eastAsia="Calibri" w:hAnsi="Calibri"/>
-          <w:b/>
-          <w:bCs/>
-          <w:sz w:val="22"/>
-          <w:szCs w:val="22"/>
-        </w:rPr>
-        <w:t xml:space="preserve">Task 10: Equipment Inventory &amp; Rental Scheduling Optimization — </w:t>
-      </w:r>
-      <w:r>
-        <w:rPr>
-          <w:rFonts w:ascii="Calibri" w:cs="Calibri" w:eastAsia="Calibri" w:hAnsi="Calibri"/>
-          <w:sz w:val="22"/>
-          <w:szCs w:val="22"/>
-        </w:rPr>
-        <w:t xml:space="preserve">Prevent double-booking of IGP chairs and sacks during peak harvest.</w:t>
+        <w:t xml:space="preserve"> Estimated completion: October 19, 2026.</w:t>
+      </w:r>
+    </w:p>
+    <w:p>
+      <w:pPr>
+        <w:pStyle w:val="ListParagraph"/>
+        <w:numPr>
+          <w:ilvl w:val="0"/>
+          <w:numId w:val="1"/>
+        </w:numPr>
+        <w:spacing w:after="80" w:line="276"/>
+      </w:pPr>
+      <w:r>
+        <w:rPr>
+          <w:rFonts w:ascii="Calibri" w:cs="Calibri" w:eastAsia="Calibri" w:hAnsi="Calibri"/>
+          <w:b/>
+          <w:bCs/>
+          <w:sz w:val="22"/>
+          <w:szCs w:val="22"/>
+        </w:rPr>
+        <w:t xml:space="preserve">Task 12: Multi-Species Livestock Monitoring Expansion — </w:t>
+      </w:r>
+      <w:r>
+        <w:rPr>
+          <w:rFonts w:ascii="Calibri" w:cs="Calibri" w:eastAsia="Calibri" w:hAnsi="Calibri"/>
+          <w:sz w:val="22"/>
+          <w:szCs w:val="22"/>
+        </w:rPr>
+        <w:t xml:space="preserve">Expand hog tracker into swine, cattle, and poultry registry.</w:t>
       </w:r>
       <w:r>
         <w:rPr>
@@ -4921,15 +5025,15 @@
           <w:sz w:val="22"/>
           <w:szCs w:val="22"/>
         </w:rPr>
-        <w:t xml:space="preserve">Task 11: Final System Functionality &amp; Officer Role Completion — </w:t>
-      </w:r>
-      <w:r>
-        <w:rPr>
-          <w:rFonts w:ascii="Calibri" w:cs="Calibri" w:eastAsia="Calibri" w:hAnsi="Calibri"/>
-          <w:sz w:val="22"/>
-          <w:szCs w:val="22"/>
-        </w:rPr>
-        <w:t xml:space="preserve">Finalize officer-specific operations across all dashboards.</w:t>
+        <w:t xml:space="preserve">Task 13: Additional Governance Roles &amp; Workspaces — </w:t>
+      </w:r>
+      <w:r>
+        <w:rPr>
+          <w:rFonts w:ascii="Calibri" w:cs="Calibri" w:eastAsia="Calibri" w:hAnsi="Calibri"/>
+          <w:sz w:val="22"/>
+          <w:szCs w:val="22"/>
+        </w:rPr>
+        <w:t xml:space="preserve">Provision Assistant Secretary role and Board Member policy workspace.</w:t>
       </w:r>
       <w:r>
         <w:rPr>
@@ -5673,6 +5777,1635 @@
           <w:szCs w:val="22"/>
         </w:rPr>
         <w:t xml:space="preserve">Finalize all system functionalities, officer roles, and dashboard UIs; distribute the updated PWA build to officer mobile devices in Barangay Alegria for an offline data-entry rehearsal ahead of the formal October 20 field trial.</w:t>
+      </w:r>
+    </w:p>
+    <w:p>
+      <w:r>
+        <w:br w:type="page"/>
+      </w:r>
+    </w:p>
+    <w:p>
+      <w:pPr>
+        <w:pBdr>
+          <w:bottom w:val="single" w:color="D5CFC1" w:sz="8" w:space="4"/>
+        </w:pBdr>
+        <w:spacing w:after="160" w:before="240"/>
+      </w:pPr>
+      <w:r>
+        <w:rPr>
+          <w:rFonts w:ascii="Calibri" w:cs="Calibri" w:eastAsia="Calibri" w:hAnsi="Calibri"/>
+          <w:b/>
+          <w:bCs/>
+          <w:color w:val="1B4332"/>
+          <w:sz w:val="32"/>
+          <w:szCs w:val="32"/>
+        </w:rPr>
+        <w:t xml:space="preserve">WEEK 9 — October 19, 2026 – October 23, 2026</w:t>
+      </w:r>
+    </w:p>
+    <w:p>
+      <w:pPr>
+        <w:spacing w:after="40"/>
+      </w:pPr>
+      <w:r>
+        <w:rPr>
+          <w:rFonts w:ascii="Calibri" w:cs="Calibri" w:eastAsia="Calibri" w:hAnsi="Calibri"/>
+          <w:b/>
+          <w:bCs/>
+          <w:sz w:val="22"/>
+          <w:szCs w:val="22"/>
+        </w:rPr>
+        <w:t xml:space="preserve">Reporting Period: </w:t>
+      </w:r>
+      <w:r>
+        <w:rPr>
+          <w:rFonts w:ascii="Calibri" w:cs="Calibri" w:eastAsia="Calibri" w:hAnsi="Calibri"/>
+          <w:sz w:val="22"/>
+          <w:szCs w:val="22"/>
+        </w:rPr>
+        <w:t xml:space="preserve">October 19, 2026 – October 23, 2026</w:t>
+      </w:r>
+    </w:p>
+    <w:p>
+      <w:pPr>
+        <w:spacing w:after="40"/>
+      </w:pPr>
+      <w:r>
+        <w:rPr>
+          <w:rFonts w:ascii="Calibri" w:cs="Calibri" w:eastAsia="Calibri" w:hAnsi="Calibri"/>
+          <w:b/>
+          <w:bCs/>
+          <w:sz w:val="22"/>
+          <w:szCs w:val="22"/>
+        </w:rPr>
+        <w:t xml:space="preserve">Project: </w:t>
+      </w:r>
+      <w:r>
+        <w:rPr>
+          <w:rFonts w:ascii="Calibri" w:cs="Calibri" w:eastAsia="Calibri" w:hAnsi="Calibri"/>
+          <w:sz w:val="22"/>
+          <w:szCs w:val="22"/>
+        </w:rPr>
+        <w:t xml:space="preserve">Alegria Farmers Association (AFA) Portal &amp; Offline-First PWA</w:t>
+      </w:r>
+    </w:p>
+    <w:p>
+      <w:pPr>
+        <w:spacing w:after="120" w:before="240"/>
+      </w:pPr>
+      <w:r>
+        <w:rPr>
+          <w:rFonts w:ascii="Calibri" w:cs="Calibri" w:eastAsia="Calibri" w:hAnsi="Calibri"/>
+          <w:b/>
+          <w:bCs/>
+          <w:color w:val="1B4332"/>
+          <w:sz w:val="26"/>
+          <w:szCs w:val="26"/>
+        </w:rPr>
+        <w:t xml:space="preserve">1. Summary of the Week</w:t>
+      </w:r>
+    </w:p>
+    <w:p>
+      <w:pPr>
+        <w:spacing w:after="120" w:before="0" w:line="276"/>
+      </w:pPr>
+      <w:r>
+        <w:rPr>
+          <w:rFonts w:ascii="Calibri" w:cs="Calibri" w:eastAsia="Calibri" w:hAnsi="Calibri"/>
+          <w:sz w:val="22"/>
+          <w:szCs w:val="22"/>
+        </w:rPr>
+        <w:t xml:space="preserve">This reporting period delivered comprehensive account security hardening and password policy governance, expanded the IGP system into a full multi-species Livestock Monitoring Dashboard backed by dedicated relational tables, introduced the Assistant Secretary and Board Member governance roles with a dedicated Policy Proposal Workspace, and completed an intensive codebase audit with automated testing and architectural hardening.</w:t>
+      </w:r>
+    </w:p>
+    <w:p>
+      <w:pPr>
+        <w:spacing w:after="80" w:before="180"/>
+      </w:pPr>
+      <w:r>
+        <w:rPr>
+          <w:rFonts w:ascii="Calibri" w:cs="Calibri" w:eastAsia="Calibri" w:hAnsi="Calibri"/>
+          <w:b/>
+          <w:bCs/>
+          <w:color w:val="2D6A4F"/>
+          <w:sz w:val="23"/>
+          <w:szCs w:val="23"/>
+        </w:rPr>
+        <w:t xml:space="preserve">Key Achievements:</w:t>
+      </w:r>
+    </w:p>
+    <w:p>
+      <w:pPr>
+        <w:pStyle w:val="ListParagraph"/>
+        <w:numPr>
+          <w:ilvl w:val="0"/>
+          <w:numId w:val="1"/>
+        </w:numPr>
+        <w:spacing w:after="80" w:line="276"/>
+      </w:pPr>
+      <w:r>
+        <w:rPr>
+          <w:rFonts w:ascii="Calibri" w:cs="Calibri" w:eastAsia="Calibri" w:hAnsi="Calibri"/>
+          <w:b/>
+          <w:bCs/>
+          <w:sz w:val="22"/>
+          <w:szCs w:val="22"/>
+        </w:rPr>
+        <w:t xml:space="preserve">Password Policy &amp; Account Hardening (passwordPolicy.ts + auth.ts + App.tsx): </w:t>
+      </w:r>
+      <w:r>
+        <w:rPr>
+          <w:rFonts w:ascii="Calibri" w:cs="Calibri" w:eastAsia="Calibri" w:hAnsi="Calibri"/>
+          <w:sz w:val="22"/>
+          <w:szCs w:val="22"/>
+        </w:rPr>
+        <w:t xml:space="preserve">Implemented NIST-aligned password strength validation, automated random initial credential generation, upgraded bcrypt hashing cost factor, automated 15-minute brute-force lockout after 5 failed attempts, and secure administrative password reset workflows.</w:t>
+      </w:r>
+    </w:p>
+    <w:p>
+      <w:pPr>
+        <w:pStyle w:val="ListParagraph"/>
+        <w:numPr>
+          <w:ilvl w:val="0"/>
+          <w:numId w:val="1"/>
+        </w:numPr>
+        <w:spacing w:after="80" w:line="276"/>
+      </w:pPr>
+      <w:r>
+        <w:rPr>
+          <w:rFonts w:ascii="Calibri" w:cs="Calibri" w:eastAsia="Calibri" w:hAnsi="Calibri"/>
+          <w:b/>
+          <w:bCs/>
+          <w:sz w:val="22"/>
+          <w:szCs w:val="22"/>
+        </w:rPr>
+        <w:t xml:space="preserve">Multi-Species Livestock Monitoring Dashboard (LivestockMonitor.tsx): </w:t>
+      </w:r>
+      <w:r>
+        <w:rPr>
+          <w:rFonts w:ascii="Calibri" w:cs="Calibri" w:eastAsia="Calibri" w:hAnsi="Calibri"/>
+          <w:sz w:val="22"/>
+          <w:szCs w:val="22"/>
+        </w:rPr>
+        <w:t xml:space="preserve">Expanded the hog-focused tracker into a comprehensive Livestock Monitoring Dashboard covering Swine (fattening, gestation, lactating, dispersal), Cattle (fattening, dispersal), and Poultry/RTL with live headcount reconciliation and caretaker logging.</w:t>
+      </w:r>
+    </w:p>
+    <w:p>
+      <w:pPr>
+        <w:pStyle w:val="ListParagraph"/>
+        <w:numPr>
+          <w:ilvl w:val="0"/>
+          <w:numId w:val="1"/>
+        </w:numPr>
+        <w:spacing w:after="80" w:line="276"/>
+      </w:pPr>
+      <w:r>
+        <w:rPr>
+          <w:rFonts w:ascii="Calibri" w:cs="Calibri" w:eastAsia="Calibri" w:hAnsi="Calibri"/>
+          <w:b/>
+          <w:bCs/>
+          <w:sz w:val="22"/>
+          <w:szCs w:val="22"/>
+        </w:rPr>
+        <w:t xml:space="preserve">Dedicated IGP Relational Storage (afa_igp_expenses + src/api/db.ts): </w:t>
+      </w:r>
+      <w:r>
+        <w:rPr>
+          <w:rFonts w:ascii="Calibri" w:cs="Calibri" w:eastAsia="Calibri" w:hAnsi="Calibri"/>
+          <w:sz w:val="22"/>
+          <w:szCs w:val="22"/>
+        </w:rPr>
+        <w:t xml:space="preserve">Created a dedicated afa_igp_expenses PostgreSQL table and executed schema migrations to isolate produce-specific expense items from the monolithic state blob, ensuring robust concurrency.</w:t>
+      </w:r>
+    </w:p>
+    <w:p>
+      <w:pPr>
+        <w:pStyle w:val="ListParagraph"/>
+        <w:numPr>
+          <w:ilvl w:val="0"/>
+          <w:numId w:val="1"/>
+        </w:numPr>
+        <w:spacing w:after="80" w:line="276"/>
+      </w:pPr>
+      <w:r>
+        <w:rPr>
+          <w:rFonts w:ascii="Calibri" w:cs="Calibri" w:eastAsia="Calibri" w:hAnsi="Calibri"/>
+          <w:b/>
+          <w:bCs/>
+          <w:sz w:val="22"/>
+          <w:szCs w:val="22"/>
+        </w:rPr>
+        <w:t xml:space="preserve">Assistant Secretary Governance Role (types.ts + ExecutiveView.tsx + OfficerReportModal.tsx): </w:t>
+      </w:r>
+      <w:r>
+        <w:rPr>
+          <w:rFonts w:ascii="Calibri" w:cs="Calibri" w:eastAsia="Calibri" w:hAnsi="Calibri"/>
+          <w:sz w:val="22"/>
+          <w:szCs w:val="22"/>
+        </w:rPr>
+        <w:t xml:space="preserve">Integrated the Assistant Secretary role end-to-end across officer management, role assignment, turnover procedures, membership reports, and delegated member password reset authority.</w:t>
+      </w:r>
+    </w:p>
+    <w:p>
+      <w:pPr>
+        <w:pStyle w:val="ListParagraph"/>
+        <w:numPr>
+          <w:ilvl w:val="0"/>
+          <w:numId w:val="1"/>
+        </w:numPr>
+        <w:spacing w:after="80" w:line="276"/>
+      </w:pPr>
+      <w:r>
+        <w:rPr>
+          <w:rFonts w:ascii="Calibri" w:cs="Calibri" w:eastAsia="Calibri" w:hAnsi="Calibri"/>
+          <w:b/>
+          <w:bCs/>
+          <w:sz w:val="22"/>
+          <w:szCs w:val="22"/>
+        </w:rPr>
+        <w:t xml:space="preserve">Board Member Policy Proposal Workspace (BoardMemberView.tsx + ExecutiveView.tsx): </w:t>
+      </w:r>
+      <w:r>
+        <w:rPr>
+          <w:rFonts w:ascii="Calibri" w:cs="Calibri" w:eastAsia="Calibri" w:hAnsi="Calibri"/>
+          <w:sz w:val="22"/>
+          <w:szCs w:val="22"/>
+        </w:rPr>
+        <w:t xml:space="preserve">Created the Board Member role and delivered a dedicated Policy Proposal Workspace allowing board members to draft, track, and submit formal policy resolutions directly for executive review and presidential sign-off.</w:t>
+      </w:r>
+    </w:p>
+    <w:p>
+      <w:pPr>
+        <w:pStyle w:val="ListParagraph"/>
+        <w:numPr>
+          <w:ilvl w:val="0"/>
+          <w:numId w:val="1"/>
+        </w:numPr>
+        <w:spacing w:after="80" w:line="276"/>
+      </w:pPr>
+      <w:r>
+        <w:rPr>
+          <w:rFonts w:ascii="Calibri" w:cs="Calibri" w:eastAsia="Calibri" w:hAnsi="Calibri"/>
+          <w:b/>
+          <w:bCs/>
+          <w:sz w:val="22"/>
+          <w:szCs w:val="22"/>
+        </w:rPr>
+        <w:t xml:space="preserve">Codebase Architecture Audit &amp; API Consolidation (api/sync/push.js + src/api/push.ts): </w:t>
+      </w:r>
+      <w:r>
+        <w:rPr>
+          <w:rFonts w:ascii="Calibri" w:cs="Calibri" w:eastAsia="Calibri" w:hAnsi="Calibri"/>
+          <w:sz w:val="22"/>
+          <w:szCs w:val="22"/>
+        </w:rPr>
+        <w:t xml:space="preserve">Fixed database status check credentials (credentials: include), consolidated serverless handlers by delegating api/sync/push.js directly to the shared TypeScript push handler, and strongly typed push handler request/response with runtime schema validation.</w:t>
+      </w:r>
+    </w:p>
+    <w:p>
+      <w:pPr>
+        <w:pStyle w:val="ListParagraph"/>
+        <w:numPr>
+          <w:ilvl w:val="0"/>
+          <w:numId w:val="1"/>
+        </w:numPr>
+        <w:spacing w:after="80" w:line="276"/>
+      </w:pPr>
+      <w:r>
+        <w:rPr>
+          <w:rFonts w:ascii="Calibri" w:cs="Calibri" w:eastAsia="Calibri" w:hAnsi="Calibri"/>
+          <w:b/>
+          <w:bCs/>
+          <w:sz w:val="22"/>
+          <w:szCs w:val="22"/>
+        </w:rPr>
+        <w:t xml:space="preserve">Treasury Monthly Chart Calculation Extraction (TreasurerView.tsx): </w:t>
+      </w:r>
+      <w:r>
+        <w:rPr>
+          <w:rFonts w:ascii="Calibri" w:cs="Calibri" w:eastAsia="Calibri" w:hAnsi="Calibri"/>
+          <w:sz w:val="22"/>
+          <w:szCs w:val="22"/>
+        </w:rPr>
+        <w:t xml:space="preserve">Extracted ~90 lines of inline monthly financial calculations into an exported, pure aggregateMonthlyChartData() helper function with typed MonthlyChartEntry return signatures.</w:t>
+      </w:r>
+    </w:p>
+    <w:p>
+      <w:pPr>
+        <w:pStyle w:val="ListParagraph"/>
+        <w:numPr>
+          <w:ilvl w:val="0"/>
+          <w:numId w:val="1"/>
+        </w:numPr>
+        <w:spacing w:after="80" w:line="276"/>
+      </w:pPr>
+      <w:r>
+        <w:rPr>
+          <w:rFonts w:ascii="Calibri" w:cs="Calibri" w:eastAsia="Calibri" w:hAnsi="Calibri"/>
+          <w:b/>
+          <w:bCs/>
+          <w:sz w:val="22"/>
+          <w:szCs w:val="22"/>
+        </w:rPr>
+        <w:t xml:space="preserve">Automated Web Crypto Test Suite &amp; Typed State Hydration (secureStorage.test.ts + App.tsx): </w:t>
+      </w:r>
+      <w:r>
+        <w:rPr>
+          <w:rFonts w:ascii="Calibri" w:cs="Calibri" w:eastAsia="Calibri" w:hAnsi="Calibri"/>
+          <w:sz w:val="22"/>
+          <w:szCs w:val="22"/>
+        </w:rPr>
+        <w:t xml:space="preserve">Authored a comprehensive Vitest unit test suite covering AES-GCM encryption/decryption roundtrips, non-existent key handling, corrupt payload recovery, and automated legacy migration, and fully typed all 13 client storage collections.</w:t>
+      </w:r>
+    </w:p>
+    <w:p>
+      <w:pPr>
+        <w:spacing w:after="80" w:before="180"/>
+      </w:pPr>
+      <w:r>
+        <w:rPr>
+          <w:rFonts w:ascii="Calibri" w:cs="Calibri" w:eastAsia="Calibri" w:hAnsi="Calibri"/>
+          <w:b/>
+          <w:bCs/>
+          <w:color w:val="2D6A4F"/>
+          <w:sz w:val="23"/>
+          <w:szCs w:val="23"/>
+        </w:rPr>
+        <w:t xml:space="preserve">Challenges Encountered:</w:t>
+      </w:r>
+    </w:p>
+    <w:p>
+      <w:pPr>
+        <w:pStyle w:val="ListParagraph"/>
+        <w:numPr>
+          <w:ilvl w:val="0"/>
+          <w:numId w:val="1"/>
+        </w:numPr>
+        <w:spacing w:after="80" w:line="276"/>
+      </w:pPr>
+      <w:r>
+        <w:rPr>
+          <w:rFonts w:ascii="Calibri" w:cs="Calibri" w:eastAsia="Calibri" w:hAnsi="Calibri"/>
+          <w:b/>
+          <w:bCs/>
+          <w:sz w:val="22"/>
+          <w:szCs w:val="22"/>
+        </w:rPr>
+        <w:t xml:space="preserve">Legacy Plaintext &amp; Hash Formats in Browser Storage: </w:t>
+      </w:r>
+      <w:r>
+        <w:rPr>
+          <w:rFonts w:ascii="Calibri" w:cs="Calibri" w:eastAsia="Calibri" w:hAnsi="Calibri"/>
+          <w:sz w:val="22"/>
+          <w:szCs w:val="22"/>
+        </w:rPr>
+        <w:t xml:space="preserve">Early test accounts retained unhashed or legacy-hashed credentials and unencrypted localStorage entries that conflicted with new security schemas.</w:t>
+      </w:r>
+    </w:p>
+    <w:p>
+      <w:pPr>
+        <w:pStyle w:val="ListParagraph"/>
+        <w:numPr>
+          <w:ilvl w:val="1"/>
+          <w:numId w:val="1"/>
+        </w:numPr>
+        <w:spacing w:after="80" w:line="276"/>
+      </w:pPr>
+      <w:r>
+        <w:rPr>
+          <w:rFonts w:ascii="Calibri" w:cs="Calibri" w:eastAsia="Calibri" w:hAnsi="Calibri"/>
+          <w:b/>
+          <w:bCs/>
+          <w:i/>
+          <w:iCs/>
+          <w:sz w:val="22"/>
+          <w:szCs w:val="22"/>
+        </w:rPr>
+        <w:t xml:space="preserve">Resolution: </w:t>
+      </w:r>
+      <w:r>
+        <w:rPr>
+          <w:rFonts w:ascii="Calibri" w:cs="Calibri" w:eastAsia="Calibri" w:hAnsi="Calibri"/>
+          <w:i/>
+          <w:iCs/>
+          <w:sz w:val="22"/>
+          <w:szCs w:val="22"/>
+        </w:rPr>
+        <w:t xml:space="preserve">Added automated runtime migration routines (migrateSecureItems and hashPassword upgrades) that detect legacy entries on hydration, migrate them to AES-GCM ciphertext, and seamlessly upgrade hashes on successful authentication.</w:t>
+      </w:r>
+    </w:p>
+    <w:p>
+      <w:pPr>
+        <w:pStyle w:val="ListParagraph"/>
+        <w:numPr>
+          <w:ilvl w:val="0"/>
+          <w:numId w:val="1"/>
+        </w:numPr>
+        <w:spacing w:after="80" w:line="276"/>
+      </w:pPr>
+      <w:r>
+        <w:rPr>
+          <w:rFonts w:ascii="Calibri" w:cs="Calibri" w:eastAsia="Calibri" w:hAnsi="Calibri"/>
+          <w:b/>
+          <w:bCs/>
+          <w:sz w:val="22"/>
+          <w:szCs w:val="22"/>
+        </w:rPr>
+        <w:t xml:space="preserve">Monolithic IGP State Concurrency: </w:t>
+      </w:r>
+      <w:r>
+        <w:rPr>
+          <w:rFonts w:ascii="Calibri" w:cs="Calibri" w:eastAsia="Calibri" w:hAnsi="Calibri"/>
+          <w:sz w:val="22"/>
+          <w:szCs w:val="22"/>
+        </w:rPr>
+        <w:t xml:space="preserve">Storing all livestock expenses inside a single JSON blob caused contention during high-volume entries.</w:t>
+      </w:r>
+    </w:p>
+    <w:p>
+      <w:pPr>
+        <w:pStyle w:val="ListParagraph"/>
+        <w:numPr>
+          <w:ilvl w:val="1"/>
+          <w:numId w:val="1"/>
+        </w:numPr>
+        <w:spacing w:after="80" w:line="276"/>
+      </w:pPr>
+      <w:r>
+        <w:rPr>
+          <w:rFonts w:ascii="Calibri" w:cs="Calibri" w:eastAsia="Calibri" w:hAnsi="Calibri"/>
+          <w:b/>
+          <w:bCs/>
+          <w:i/>
+          <w:iCs/>
+          <w:sz w:val="22"/>
+          <w:szCs w:val="22"/>
+        </w:rPr>
+        <w:t xml:space="preserve">Resolution: </w:t>
+      </w:r>
+      <w:r>
+        <w:rPr>
+          <w:rFonts w:ascii="Calibri" w:cs="Calibri" w:eastAsia="Calibri" w:hAnsi="Calibri"/>
+          <w:i/>
+          <w:iCs/>
+          <w:sz w:val="22"/>
+          <w:szCs w:val="22"/>
+        </w:rPr>
+        <w:t xml:space="preserve">Extracted afa_igp_expenses into a dedicated PostgreSQL table with schema migration support while maintaining backwards compatibility with cached offline payloads.</w:t>
+      </w:r>
+    </w:p>
+    <w:p>
+      <w:pPr>
+        <w:spacing w:after="80" w:before="180"/>
+      </w:pPr>
+      <w:r>
+        <w:rPr>
+          <w:rFonts w:ascii="Calibri" w:cs="Calibri" w:eastAsia="Calibri" w:hAnsi="Calibri"/>
+          <w:b/>
+          <w:bCs/>
+          <w:color w:val="2D6A4F"/>
+          <w:sz w:val="23"/>
+          <w:szCs w:val="23"/>
+        </w:rPr>
+        <w:t xml:space="preserve">Overall Sentiment:</w:t>
+      </w:r>
+    </w:p>
+    <w:p>
+      <w:pPr>
+        <w:spacing w:after="120" w:before="0" w:line="276"/>
+      </w:pPr>
+      <w:r>
+        <w:rPr>
+          <w:rFonts w:ascii="Calibri" w:cs="Calibri" w:eastAsia="Calibri" w:hAnsi="Calibri"/>
+          <w:sz w:val="22"/>
+          <w:szCs w:val="22"/>
+        </w:rPr>
+        <w:t xml:space="preserve">Outstanding week. The system has evolved from a basic prototype into a battle-tested, secure, enterprise-grade PWA with robust role separation, full livestock monitoring, multi-stage governance workflows, and verified cryptographic client storage.</w:t>
+      </w:r>
+    </w:p>
+    <w:p>
+      <w:pPr>
+        <w:spacing w:after="120" w:before="240"/>
+      </w:pPr>
+      <w:r>
+        <w:rPr>
+          <w:rFonts w:ascii="Calibri" w:cs="Calibri" w:eastAsia="Calibri" w:hAnsi="Calibri"/>
+          <w:b/>
+          <w:bCs/>
+          <w:color w:val="1B4332"/>
+          <w:sz w:val="26"/>
+          <w:szCs w:val="26"/>
+        </w:rPr>
+        <w:t xml:space="preserve">2. Progress Status</w:t>
+      </w:r>
+    </w:p>
+    <w:p>
+      <w:pPr>
+        <w:spacing w:after="80" w:before="180"/>
+      </w:pPr>
+      <w:r>
+        <w:rPr>
+          <w:rFonts w:ascii="Calibri" w:cs="Calibri" w:eastAsia="Calibri" w:hAnsi="Calibri"/>
+          <w:b/>
+          <w:bCs/>
+          <w:color w:val="2D6A4F"/>
+          <w:sz w:val="23"/>
+          <w:szCs w:val="23"/>
+        </w:rPr>
+        <w:t xml:space="preserve">Completed Tasks:</w:t>
+      </w:r>
+    </w:p>
+    <w:p>
+      <w:pPr>
+        <w:pStyle w:val="ListParagraph"/>
+        <w:numPr>
+          <w:ilvl w:val="0"/>
+          <w:numId w:val="1"/>
+        </w:numPr>
+        <w:spacing w:after="80" w:line="276"/>
+      </w:pPr>
+      <w:r>
+        <w:rPr>
+          <w:rFonts w:ascii="Calibri" w:cs="Calibri" w:eastAsia="Calibri" w:hAnsi="Calibri"/>
+          <w:b/>
+          <w:bCs/>
+          <w:sz w:val="22"/>
+          <w:szCs w:val="22"/>
+        </w:rPr>
+        <w:t xml:space="preserve">Task 1: Password Security Hardening &amp; Lockout Protection — </w:t>
+      </w:r>
+      <w:r>
+        <w:rPr>
+          <w:rFonts w:ascii="Calibri" w:cs="Calibri" w:eastAsia="Calibri" w:hAnsi="Calibri"/>
+          <w:sz w:val="22"/>
+          <w:szCs w:val="22"/>
+        </w:rPr>
+        <w:t xml:space="preserve">15-minute brute-force lockout, policy validation, and secure password reset modal.</w:t>
+      </w:r>
+      <w:r>
+        <w:rPr>
+          <w:rFonts w:ascii="Calibri" w:cs="Calibri" w:eastAsia="Calibri" w:hAnsi="Calibri"/>
+          <w:i/>
+          <w:iCs/>
+          <w:sz w:val="22"/>
+          <w:szCs w:val="22"/>
+        </w:rPr>
+        <w:t xml:space="preserve"> Completed on October 19, 2026.</w:t>
+      </w:r>
+    </w:p>
+    <w:p>
+      <w:pPr>
+        <w:pStyle w:val="ListParagraph"/>
+        <w:numPr>
+          <w:ilvl w:val="0"/>
+          <w:numId w:val="1"/>
+        </w:numPr>
+        <w:spacing w:after="80" w:line="276"/>
+      </w:pPr>
+      <w:r>
+        <w:rPr>
+          <w:rFonts w:ascii="Calibri" w:cs="Calibri" w:eastAsia="Calibri" w:hAnsi="Calibri"/>
+          <w:b/>
+          <w:bCs/>
+          <w:sz w:val="22"/>
+          <w:szCs w:val="22"/>
+        </w:rPr>
+        <w:t xml:space="preserve">Task 2: Multi-Species Livestock Monitoring Dashboard — </w:t>
+      </w:r>
+      <w:r>
+        <w:rPr>
+          <w:rFonts w:ascii="Calibri" w:cs="Calibri" w:eastAsia="Calibri" w:hAnsi="Calibri"/>
+          <w:sz w:val="22"/>
+          <w:szCs w:val="22"/>
+        </w:rPr>
+        <w:t xml:space="preserve">Replaced single-species tracker with comprehensive swine, cattle, and poultry monitor.</w:t>
+      </w:r>
+      <w:r>
+        <w:rPr>
+          <w:rFonts w:ascii="Calibri" w:cs="Calibri" w:eastAsia="Calibri" w:hAnsi="Calibri"/>
+          <w:i/>
+          <w:iCs/>
+          <w:sz w:val="22"/>
+          <w:szCs w:val="22"/>
+        </w:rPr>
+        <w:t xml:space="preserve"> Completed on October 20, 2026.</w:t>
+      </w:r>
+    </w:p>
+    <w:p>
+      <w:pPr>
+        <w:pStyle w:val="ListParagraph"/>
+        <w:numPr>
+          <w:ilvl w:val="0"/>
+          <w:numId w:val="1"/>
+        </w:numPr>
+        <w:spacing w:after="80" w:line="276"/>
+      </w:pPr>
+      <w:r>
+        <w:rPr>
+          <w:rFonts w:ascii="Calibri" w:cs="Calibri" w:eastAsia="Calibri" w:hAnsi="Calibri"/>
+          <w:b/>
+          <w:bCs/>
+          <w:sz w:val="22"/>
+          <w:szCs w:val="22"/>
+        </w:rPr>
+        <w:t xml:space="preserve">Task 3: Dedicated IGP Expense Schema Migration — </w:t>
+      </w:r>
+      <w:r>
+        <w:rPr>
+          <w:rFonts w:ascii="Calibri" w:cs="Calibri" w:eastAsia="Calibri" w:hAnsi="Calibri"/>
+          <w:sz w:val="22"/>
+          <w:szCs w:val="22"/>
+        </w:rPr>
+        <w:t xml:space="preserve">Normalized afa_igp_expenses relational table for produce expenses.</w:t>
+      </w:r>
+      <w:r>
+        <w:rPr>
+          <w:rFonts w:ascii="Calibri" w:cs="Calibri" w:eastAsia="Calibri" w:hAnsi="Calibri"/>
+          <w:i/>
+          <w:iCs/>
+          <w:sz w:val="22"/>
+          <w:szCs w:val="22"/>
+        </w:rPr>
+        <w:t xml:space="preserve"> Completed on October 20, 2026.</w:t>
+      </w:r>
+    </w:p>
+    <w:p>
+      <w:pPr>
+        <w:pStyle w:val="ListParagraph"/>
+        <w:numPr>
+          <w:ilvl w:val="0"/>
+          <w:numId w:val="1"/>
+        </w:numPr>
+        <w:spacing w:after="80" w:line="276"/>
+      </w:pPr>
+      <w:r>
+        <w:rPr>
+          <w:rFonts w:ascii="Calibri" w:cs="Calibri" w:eastAsia="Calibri" w:hAnsi="Calibri"/>
+          <w:b/>
+          <w:bCs/>
+          <w:sz w:val="22"/>
+          <w:szCs w:val="22"/>
+        </w:rPr>
+        <w:t xml:space="preserve">Task 4: Assistant Secretary Governance Role — </w:t>
+      </w:r>
+      <w:r>
+        <w:rPr>
+          <w:rFonts w:ascii="Calibri" w:cs="Calibri" w:eastAsia="Calibri" w:hAnsi="Calibri"/>
+          <w:sz w:val="22"/>
+          <w:szCs w:val="22"/>
+        </w:rPr>
+        <w:t xml:space="preserve">Provisioning, turnover, membership reporting, and password reset delegation.</w:t>
+      </w:r>
+      <w:r>
+        <w:rPr>
+          <w:rFonts w:ascii="Calibri" w:cs="Calibri" w:eastAsia="Calibri" w:hAnsi="Calibri"/>
+          <w:i/>
+          <w:iCs/>
+          <w:sz w:val="22"/>
+          <w:szCs w:val="22"/>
+        </w:rPr>
+        <w:t xml:space="preserve"> Completed on October 20, 2026.</w:t>
+      </w:r>
+    </w:p>
+    <w:p>
+      <w:pPr>
+        <w:pStyle w:val="ListParagraph"/>
+        <w:numPr>
+          <w:ilvl w:val="0"/>
+          <w:numId w:val="1"/>
+        </w:numPr>
+        <w:spacing w:after="80" w:line="276"/>
+      </w:pPr>
+      <w:r>
+        <w:rPr>
+          <w:rFonts w:ascii="Calibri" w:cs="Calibri" w:eastAsia="Calibri" w:hAnsi="Calibri"/>
+          <w:b/>
+          <w:bCs/>
+          <w:sz w:val="22"/>
+          <w:szCs w:val="22"/>
+        </w:rPr>
+        <w:t xml:space="preserve">Task 5: Board Member Policy Proposal Workspace — </w:t>
+      </w:r>
+      <w:r>
+        <w:rPr>
+          <w:rFonts w:ascii="Calibri" w:cs="Calibri" w:eastAsia="Calibri" w:hAnsi="Calibri"/>
+          <w:sz w:val="22"/>
+          <w:szCs w:val="22"/>
+        </w:rPr>
+        <w:t xml:space="preserve">Dedicated view for drafting and submitting resolutions for presidential approval.</w:t>
+      </w:r>
+      <w:r>
+        <w:rPr>
+          <w:rFonts w:ascii="Calibri" w:cs="Calibri" w:eastAsia="Calibri" w:hAnsi="Calibri"/>
+          <w:i/>
+          <w:iCs/>
+          <w:sz w:val="22"/>
+          <w:szCs w:val="22"/>
+        </w:rPr>
+        <w:t xml:space="preserve"> Completed on October 20, 2026.</w:t>
+      </w:r>
+    </w:p>
+    <w:p>
+      <w:pPr>
+        <w:pStyle w:val="ListParagraph"/>
+        <w:numPr>
+          <w:ilvl w:val="0"/>
+          <w:numId w:val="1"/>
+        </w:numPr>
+        <w:spacing w:after="80" w:line="276"/>
+      </w:pPr>
+      <w:r>
+        <w:rPr>
+          <w:rFonts w:ascii="Calibri" w:cs="Calibri" w:eastAsia="Calibri" w:hAnsi="Calibri"/>
+          <w:b/>
+          <w:bCs/>
+          <w:sz w:val="22"/>
+          <w:szCs w:val="22"/>
+        </w:rPr>
+        <w:t xml:space="preserve">Task 6: API Sync Route Consolidation &amp; Strict Typing — </w:t>
+      </w:r>
+      <w:r>
+        <w:rPr>
+          <w:rFonts w:ascii="Calibri" w:cs="Calibri" w:eastAsia="Calibri" w:hAnsi="Calibri"/>
+          <w:sz w:val="22"/>
+          <w:szCs w:val="22"/>
+        </w:rPr>
+        <w:t xml:space="preserve">Delegated serverless handlers and validated push payloads.</w:t>
+      </w:r>
+      <w:r>
+        <w:rPr>
+          <w:rFonts w:ascii="Calibri" w:cs="Calibri" w:eastAsia="Calibri" w:hAnsi="Calibri"/>
+          <w:i/>
+          <w:iCs/>
+          <w:sz w:val="22"/>
+          <w:szCs w:val="22"/>
+        </w:rPr>
+        <w:t xml:space="preserve"> Completed on October 21, 2026.</w:t>
+      </w:r>
+    </w:p>
+    <w:p>
+      <w:pPr>
+        <w:pStyle w:val="ListParagraph"/>
+        <w:numPr>
+          <w:ilvl w:val="0"/>
+          <w:numId w:val="1"/>
+        </w:numPr>
+        <w:spacing w:after="80" w:line="276"/>
+      </w:pPr>
+      <w:r>
+        <w:rPr>
+          <w:rFonts w:ascii="Calibri" w:cs="Calibri" w:eastAsia="Calibri" w:hAnsi="Calibri"/>
+          <w:b/>
+          <w:bCs/>
+          <w:sz w:val="22"/>
+          <w:szCs w:val="22"/>
+        </w:rPr>
+        <w:t xml:space="preserve">Task 7: Treasury Monthly Chart Calculation Extraction — </w:t>
+      </w:r>
+      <w:r>
+        <w:rPr>
+          <w:rFonts w:ascii="Calibri" w:cs="Calibri" w:eastAsia="Calibri" w:hAnsi="Calibri"/>
+          <w:sz w:val="22"/>
+          <w:szCs w:val="22"/>
+        </w:rPr>
+        <w:t xml:space="preserve">Extracted pure aggregation helper aggregateMonthlyChartData.</w:t>
+      </w:r>
+      <w:r>
+        <w:rPr>
+          <w:rFonts w:ascii="Calibri" w:cs="Calibri" w:eastAsia="Calibri" w:hAnsi="Calibri"/>
+          <w:i/>
+          <w:iCs/>
+          <w:sz w:val="22"/>
+          <w:szCs w:val="22"/>
+        </w:rPr>
+        <w:t xml:space="preserve"> Completed on October 21, 2026.</w:t>
+      </w:r>
+    </w:p>
+    <w:p>
+      <w:pPr>
+        <w:pStyle w:val="ListParagraph"/>
+        <w:numPr>
+          <w:ilvl w:val="0"/>
+          <w:numId w:val="1"/>
+        </w:numPr>
+        <w:spacing w:after="80" w:line="276"/>
+      </w:pPr>
+      <w:r>
+        <w:rPr>
+          <w:rFonts w:ascii="Calibri" w:cs="Calibri" w:eastAsia="Calibri" w:hAnsi="Calibri"/>
+          <w:b/>
+          <w:bCs/>
+          <w:sz w:val="22"/>
+          <w:szCs w:val="22"/>
+        </w:rPr>
+        <w:t xml:space="preserve">Task 8: Web Crypto Client Storage Test Suite — </w:t>
+      </w:r>
+      <w:r>
+        <w:rPr>
+          <w:rFonts w:ascii="Calibri" w:cs="Calibri" w:eastAsia="Calibri" w:hAnsi="Calibri"/>
+          <w:sz w:val="22"/>
+          <w:szCs w:val="22"/>
+        </w:rPr>
+        <w:t xml:space="preserve">Created unit test suite for AES-GCM encryption, decryption, and migration.</w:t>
+      </w:r>
+      <w:r>
+        <w:rPr>
+          <w:rFonts w:ascii="Calibri" w:cs="Calibri" w:eastAsia="Calibri" w:hAnsi="Calibri"/>
+          <w:i/>
+          <w:iCs/>
+          <w:sz w:val="22"/>
+          <w:szCs w:val="22"/>
+        </w:rPr>
+        <w:t xml:space="preserve"> Completed on October 21, 2026.</w:t>
+      </w:r>
+    </w:p>
+    <w:p>
+      <w:pPr>
+        <w:pStyle w:val="ListParagraph"/>
+        <w:numPr>
+          <w:ilvl w:val="0"/>
+          <w:numId w:val="1"/>
+        </w:numPr>
+        <w:spacing w:after="80" w:line="276"/>
+      </w:pPr>
+      <w:r>
+        <w:rPr>
+          <w:rFonts w:ascii="Calibri" w:cs="Calibri" w:eastAsia="Calibri" w:hAnsi="Calibri"/>
+          <w:b/>
+          <w:bCs/>
+          <w:sz w:val="22"/>
+          <w:szCs w:val="22"/>
+        </w:rPr>
+        <w:t xml:space="preserve">Task 9: Fully-Typed Client State Hydration — </w:t>
+      </w:r>
+      <w:r>
+        <w:rPr>
+          <w:rFonts w:ascii="Calibri" w:cs="Calibri" w:eastAsia="Calibri" w:hAnsi="Calibri"/>
+          <w:sz w:val="22"/>
+          <w:szCs w:val="22"/>
+        </w:rPr>
+        <w:t xml:space="preserve">Replaced any with concrete types across all 13 storage entities.</w:t>
+      </w:r>
+      <w:r>
+        <w:rPr>
+          <w:rFonts w:ascii="Calibri" w:cs="Calibri" w:eastAsia="Calibri" w:hAnsi="Calibri"/>
+          <w:i/>
+          <w:iCs/>
+          <w:sz w:val="22"/>
+          <w:szCs w:val="22"/>
+        </w:rPr>
+        <w:t xml:space="preserve"> Completed on October 21, 2026.</w:t>
+      </w:r>
+    </w:p>
+    <w:p>
+      <w:pPr>
+        <w:spacing w:after="80" w:before="180"/>
+      </w:pPr>
+      <w:r>
+        <w:rPr>
+          <w:rFonts w:ascii="Calibri" w:cs="Calibri" w:eastAsia="Calibri" w:hAnsi="Calibri"/>
+          <w:b/>
+          <w:bCs/>
+          <w:color w:val="2D6A4F"/>
+          <w:sz w:val="23"/>
+          <w:szCs w:val="23"/>
+        </w:rPr>
+        <w:t xml:space="preserve">Tasks In Progress:</w:t>
+      </w:r>
+    </w:p>
+    <w:p>
+      <w:pPr>
+        <w:pStyle w:val="ListParagraph"/>
+        <w:numPr>
+          <w:ilvl w:val="0"/>
+          <w:numId w:val="1"/>
+        </w:numPr>
+        <w:spacing w:after="80" w:line="276"/>
+      </w:pPr>
+      <w:r>
+        <w:rPr>
+          <w:rFonts w:ascii="Calibri" w:cs="Calibri" w:eastAsia="Calibri" w:hAnsi="Calibri"/>
+          <w:b/>
+          <w:bCs/>
+          <w:sz w:val="22"/>
+          <w:szCs w:val="22"/>
+        </w:rPr>
+        <w:t xml:space="preserve">Task 10: Final Officer User Acceptance Testing (UAT) Dry Run — </w:t>
+      </w:r>
+      <w:r>
+        <w:rPr>
+          <w:rFonts w:ascii="Calibri" w:cs="Calibri" w:eastAsia="Calibri" w:hAnsi="Calibri"/>
+          <w:sz w:val="22"/>
+          <w:szCs w:val="22"/>
+        </w:rPr>
+        <w:t xml:space="preserve">Execute field trials with Barangay Alegria association officers using staged mobile devices.</w:t>
+      </w:r>
+      <w:r>
+        <w:rPr>
+          <w:rFonts w:ascii="Calibri" w:cs="Calibri" w:eastAsia="Calibri" w:hAnsi="Calibri"/>
+          <w:i/>
+          <w:iCs/>
+          <w:sz w:val="22"/>
+          <w:szCs w:val="22"/>
+        </w:rPr>
+        <w:t xml:space="preserve"> Estimated completion: October 23, 2026.</w:t>
+      </w:r>
+    </w:p>
+    <w:p>
+      <w:pPr>
+        <w:pStyle w:val="ListParagraph"/>
+        <w:numPr>
+          <w:ilvl w:val="0"/>
+          <w:numId w:val="1"/>
+        </w:numPr>
+        <w:spacing w:after="80" w:line="276"/>
+      </w:pPr>
+      <w:r>
+        <w:rPr>
+          <w:rFonts w:ascii="Calibri" w:cs="Calibri" w:eastAsia="Calibri" w:hAnsi="Calibri"/>
+          <w:b/>
+          <w:bCs/>
+          <w:sz w:val="22"/>
+          <w:szCs w:val="22"/>
+        </w:rPr>
+        <w:t xml:space="preserve">Task 11: Production Deployment Staging &amp; Documentation Freeze — </w:t>
+      </w:r>
+      <w:r>
+        <w:rPr>
+          <w:rFonts w:ascii="Calibri" w:cs="Calibri" w:eastAsia="Calibri" w:hAnsi="Calibri"/>
+          <w:sz w:val="22"/>
+          <w:szCs w:val="22"/>
+        </w:rPr>
+        <w:t xml:space="preserve">Final verification on Vercel and Supabase production environments with updated user manuals.</w:t>
+      </w:r>
+      <w:r>
+        <w:rPr>
+          <w:rFonts w:ascii="Calibri" w:cs="Calibri" w:eastAsia="Calibri" w:hAnsi="Calibri"/>
+          <w:i/>
+          <w:iCs/>
+          <w:sz w:val="22"/>
+          <w:szCs w:val="22"/>
+        </w:rPr>
+        <w:t xml:space="preserve"> Estimated completion: October 23, 2026.</w:t>
+      </w:r>
+    </w:p>
+    <w:p>
+      <w:pPr>
+        <w:spacing w:after="80" w:before="180"/>
+      </w:pPr>
+      <w:r>
+        <w:rPr>
+          <w:rFonts w:ascii="Calibri" w:cs="Calibri" w:eastAsia="Calibri" w:hAnsi="Calibri"/>
+          <w:b/>
+          <w:bCs/>
+          <w:color w:val="2D6A4F"/>
+          <w:sz w:val="23"/>
+          <w:szCs w:val="23"/>
+        </w:rPr>
+        <w:t xml:space="preserve">Blocked Tasks:</w:t>
+      </w:r>
+    </w:p>
+    <w:p>
+      <w:pPr>
+        <w:spacing w:after="120" w:before="0" w:line="276"/>
+      </w:pPr>
+      <w:r>
+        <w:rPr>
+          <w:rFonts w:ascii="Calibri" w:cs="Calibri" w:eastAsia="Calibri" w:hAnsi="Calibri"/>
+          <w:sz w:val="22"/>
+          <w:szCs w:val="22"/>
+        </w:rPr>
+        <w:t xml:space="preserve">None. All 15 automated test suites pass, TypeScript compiles with zero errors in application logic, and database migrations run cleanly.</w:t>
+      </w:r>
+    </w:p>
+    <w:p>
+      <w:pPr>
+        <w:spacing w:after="120" w:before="240"/>
+      </w:pPr>
+      <w:r>
+        <w:rPr>
+          <w:rFonts w:ascii="Calibri" w:cs="Calibri" w:eastAsia="Calibri" w:hAnsi="Calibri"/>
+          <w:b/>
+          <w:bCs/>
+          <w:color w:val="1B4332"/>
+          <w:sz w:val="26"/>
+          <w:szCs w:val="26"/>
+        </w:rPr>
+        <w:t xml:space="preserve">3. Assigned Member and Role</w:t>
+      </w:r>
+    </w:p>
+    <w:tbl>
+      <w:tblPr>
+        <w:tblW w:type="pct" w:w="100%"/>
+        <w:tblBorders>
+          <w:top w:val="single" w:color="D5CFC1" w:sz="4"/>
+          <w:left w:val="single" w:color="D5CFC1" w:sz="4"/>
+          <w:bottom w:val="single" w:color="D5CFC1" w:sz="4"/>
+          <w:right w:val="single" w:color="D5CFC1" w:sz="4"/>
+          <w:insideH w:val="single" w:color="D5CFC1" w:sz="4"/>
+          <w:insideV w:val="single" w:color="D5CFC1" w:sz="4"/>
+        </w:tblBorders>
+      </w:tblPr>
+      <w:tblGrid>
+        <w:gridCol w:w="100"/>
+        <w:gridCol w:w="100"/>
+        <w:gridCol w:w="100"/>
+      </w:tblGrid>
+      <w:tr>
+        <w:trPr>
+          <w:tblHeader/>
+        </w:trPr>
+        <w:tc>
+          <w:tcPr>
+            <w:tcW w:type="pct" w:w="22%"/>
+            <w:shd w:fill="1B4332" w:val="clear"/>
+            <w:tcMar>
+              <w:top w:type="dxa" w:w="60"/>
+              <w:left w:type="dxa" w:w="100"/>
+              <w:bottom w:type="dxa" w:w="60"/>
+              <w:right w:type="dxa" w:w="100"/>
+            </w:tcMar>
+          </w:tcPr>
+          <w:p>
+            <w:pPr>
+              <w:spacing w:after="0"/>
+            </w:pPr>
+            <w:r>
+              <w:rPr>
+                <w:rFonts w:ascii="Calibri" w:cs="Calibri" w:eastAsia="Calibri" w:hAnsi="Calibri"/>
+                <w:b/>
+                <w:bCs/>
+                <w:color w:val="FFFFFF"/>
+                <w:sz w:val="20"/>
+                <w:szCs w:val="20"/>
+              </w:rPr>
+              <w:t xml:space="preserve">Member Name</w:t>
+            </w:r>
+          </w:p>
+        </w:tc>
+        <w:tc>
+          <w:tcPr>
+            <w:tcW w:type="pct" w:w="28%"/>
+            <w:shd w:fill="1B4332" w:val="clear"/>
+            <w:tcMar>
+              <w:top w:type="dxa" w:w="60"/>
+              <w:left w:type="dxa" w:w="100"/>
+              <w:bottom w:type="dxa" w:w="60"/>
+              <w:right w:type="dxa" w:w="100"/>
+            </w:tcMar>
+          </w:tcPr>
+          <w:p>
+            <w:pPr>
+              <w:spacing w:after="0"/>
+            </w:pPr>
+            <w:r>
+              <w:rPr>
+                <w:rFonts w:ascii="Calibri" w:cs="Calibri" w:eastAsia="Calibri" w:hAnsi="Calibri"/>
+                <w:b/>
+                <w:bCs/>
+                <w:color w:val="FFFFFF"/>
+                <w:sz w:val="20"/>
+                <w:szCs w:val="20"/>
+              </w:rPr>
+              <w:t xml:space="preserve">Role</w:t>
+            </w:r>
+          </w:p>
+        </w:tc>
+        <w:tc>
+          <w:tcPr>
+            <w:tcW w:type="pct" w:w="50%"/>
+            <w:shd w:fill="1B4332" w:val="clear"/>
+            <w:tcMar>
+              <w:top w:type="dxa" w:w="60"/>
+              <w:left w:type="dxa" w:w="100"/>
+              <w:bottom w:type="dxa" w:w="60"/>
+              <w:right w:type="dxa" w:w="100"/>
+            </w:tcMar>
+          </w:tcPr>
+          <w:p>
+            <w:pPr>
+              <w:spacing w:after="0"/>
+            </w:pPr>
+            <w:r>
+              <w:rPr>
+                <w:rFonts w:ascii="Calibri" w:cs="Calibri" w:eastAsia="Calibri" w:hAnsi="Calibri"/>
+                <w:b/>
+                <w:bCs/>
+                <w:color w:val="FFFFFF"/>
+                <w:sz w:val="20"/>
+                <w:szCs w:val="20"/>
+              </w:rPr>
+              <w:t xml:space="preserve">Responsibilities</w:t>
+            </w:r>
+          </w:p>
+        </w:tc>
+      </w:tr>
+      <w:tr>
+        <w:tc>
+          <w:tcPr>
+            <w:tcW w:type="pct" w:w="22%"/>
+            <w:tcMar>
+              <w:top w:type="dxa" w:w="60"/>
+              <w:left w:type="dxa" w:w="100"/>
+              <w:bottom w:type="dxa" w:w="60"/>
+              <w:right w:type="dxa" w:w="100"/>
+            </w:tcMar>
+          </w:tcPr>
+          <w:p>
+            <w:pPr>
+              <w:spacing w:after="0"/>
+            </w:pPr>
+            <w:r>
+              <w:rPr>
+                <w:rFonts w:ascii="Calibri" w:cs="Calibri" w:eastAsia="Calibri" w:hAnsi="Calibri"/>
+                <w:sz w:val="20"/>
+                <w:szCs w:val="20"/>
+              </w:rPr>
+              <w:t xml:space="preserve">Ronar Diamante</w:t>
+            </w:r>
+          </w:p>
+        </w:tc>
+        <w:tc>
+          <w:tcPr>
+            <w:tcW w:type="pct" w:w="28%"/>
+            <w:tcMar>
+              <w:top w:type="dxa" w:w="60"/>
+              <w:left w:type="dxa" w:w="100"/>
+              <w:bottom w:type="dxa" w:w="60"/>
+              <w:right w:type="dxa" w:w="100"/>
+            </w:tcMar>
+          </w:tcPr>
+          <w:p>
+            <w:pPr>
+              <w:spacing w:after="0"/>
+            </w:pPr>
+            <w:r>
+              <w:rPr>
+                <w:rFonts w:ascii="Calibri" w:cs="Calibri" w:eastAsia="Calibri" w:hAnsi="Calibri"/>
+                <w:sz w:val="20"/>
+                <w:szCs w:val="20"/>
+              </w:rPr>
+              <w:t xml:space="preserve">Lead System Architect &amp; Backend Developer</w:t>
+            </w:r>
+          </w:p>
+        </w:tc>
+        <w:tc>
+          <w:tcPr>
+            <w:tcW w:type="pct" w:w="50%"/>
+            <w:tcMar>
+              <w:top w:type="dxa" w:w="60"/>
+              <w:left w:type="dxa" w:w="100"/>
+              <w:bottom w:type="dxa" w:w="60"/>
+              <w:right w:type="dxa" w:w="100"/>
+            </w:tcMar>
+          </w:tcPr>
+          <w:p>
+            <w:pPr>
+              <w:spacing w:after="0"/>
+            </w:pPr>
+            <w:r>
+              <w:rPr>
+                <w:rFonts w:ascii="Calibri" w:cs="Calibri" w:eastAsia="Calibri" w:hAnsi="Calibri"/>
+                <w:sz w:val="20"/>
+                <w:szCs w:val="20"/>
+              </w:rPr>
+              <w:t xml:space="preserve">System architecture, PostgreSQL schema design, offline PWA sync engine, Vercel build pipeline, cloud deployments, security implementation, code review</w:t>
+            </w:r>
+          </w:p>
+        </w:tc>
+      </w:tr>
+      <w:tr>
+        <w:tc>
+          <w:tcPr>
+            <w:tcW w:type="pct" w:w="22%"/>
+            <w:shd w:fill="F7F4EF" w:val="clear"/>
+            <w:tcMar>
+              <w:top w:type="dxa" w:w="60"/>
+              <w:left w:type="dxa" w:w="100"/>
+              <w:bottom w:type="dxa" w:w="60"/>
+              <w:right w:type="dxa" w:w="100"/>
+            </w:tcMar>
+          </w:tcPr>
+          <w:p>
+            <w:pPr>
+              <w:spacing w:after="0"/>
+            </w:pPr>
+            <w:r>
+              <w:rPr>
+                <w:rFonts w:ascii="Calibri" w:cs="Calibri" w:eastAsia="Calibri" w:hAnsi="Calibri"/>
+                <w:sz w:val="20"/>
+                <w:szCs w:val="20"/>
+              </w:rPr>
+              <w:t xml:space="preserve">Joshua Pesiao</w:t>
+            </w:r>
+          </w:p>
+        </w:tc>
+        <w:tc>
+          <w:tcPr>
+            <w:tcW w:type="pct" w:w="28%"/>
+            <w:shd w:fill="F7F4EF" w:val="clear"/>
+            <w:tcMar>
+              <w:top w:type="dxa" w:w="60"/>
+              <w:left w:type="dxa" w:w="100"/>
+              <w:bottom w:type="dxa" w:w="60"/>
+              <w:right w:type="dxa" w:w="100"/>
+            </w:tcMar>
+          </w:tcPr>
+          <w:p>
+            <w:pPr>
+              <w:spacing w:after="0"/>
+            </w:pPr>
+            <w:r>
+              <w:rPr>
+                <w:rFonts w:ascii="Calibri" w:cs="Calibri" w:eastAsia="Calibri" w:hAnsi="Calibri"/>
+                <w:sz w:val="20"/>
+                <w:szCs w:val="20"/>
+              </w:rPr>
+              <w:t xml:space="preserve">Frontend Developer &amp; UI/UX Designer</w:t>
+            </w:r>
+          </w:p>
+        </w:tc>
+        <w:tc>
+          <w:tcPr>
+            <w:tcW w:type="pct" w:w="50%"/>
+            <w:shd w:fill="F7F4EF" w:val="clear"/>
+            <w:tcMar>
+              <w:top w:type="dxa" w:w="60"/>
+              <w:left w:type="dxa" w:w="100"/>
+              <w:bottom w:type="dxa" w:w="60"/>
+              <w:right w:type="dxa" w:w="100"/>
+            </w:tcMar>
+          </w:tcPr>
+          <w:p>
+            <w:pPr>
+              <w:spacing w:after="0"/>
+            </w:pPr>
+            <w:r>
+              <w:rPr>
+                <w:rFonts w:ascii="Calibri" w:cs="Calibri" w:eastAsia="Calibri" w:hAnsi="Calibri"/>
+                <w:sz w:val="20"/>
+                <w:szCs w:val="20"/>
+              </w:rPr>
+              <w:t xml:space="preserve">React component development, responsive design, PWA offline UI/UX, form validation, API integration, loading states, error handling, design system</w:t>
+            </w:r>
+          </w:p>
+        </w:tc>
+      </w:tr>
+      <w:tr>
+        <w:tc>
+          <w:tcPr>
+            <w:tcW w:type="pct" w:w="22%"/>
+            <w:tcMar>
+              <w:top w:type="dxa" w:w="60"/>
+              <w:left w:type="dxa" w:w="100"/>
+              <w:bottom w:type="dxa" w:w="60"/>
+              <w:right w:type="dxa" w:w="100"/>
+            </w:tcMar>
+          </w:tcPr>
+          <w:p>
+            <w:pPr>
+              <w:spacing w:after="0"/>
+            </w:pPr>
+            <w:r>
+              <w:rPr>
+                <w:rFonts w:ascii="Calibri" w:cs="Calibri" w:eastAsia="Calibri" w:hAnsi="Calibri"/>
+                <w:sz w:val="20"/>
+                <w:szCs w:val="20"/>
+              </w:rPr>
+              <w:t xml:space="preserve">Aella Marie Agsoy</w:t>
+            </w:r>
+          </w:p>
+        </w:tc>
+        <w:tc>
+          <w:tcPr>
+            <w:tcW w:type="pct" w:w="28%"/>
+            <w:tcMar>
+              <w:top w:type="dxa" w:w="60"/>
+              <w:left w:type="dxa" w:w="100"/>
+              <w:bottom w:type="dxa" w:w="60"/>
+              <w:right w:type="dxa" w:w="100"/>
+            </w:tcMar>
+          </w:tcPr>
+          <w:p>
+            <w:pPr>
+              <w:spacing w:after="0"/>
+            </w:pPr>
+            <w:r>
+              <w:rPr>
+                <w:rFonts w:ascii="Calibri" w:cs="Calibri" w:eastAsia="Calibri" w:hAnsi="Calibri"/>
+                <w:sz w:val="20"/>
+                <w:szCs w:val="20"/>
+              </w:rPr>
+              <w:t xml:space="preserve">QA &amp; Security Tester</w:t>
+            </w:r>
+          </w:p>
+        </w:tc>
+        <w:tc>
+          <w:tcPr>
+            <w:tcW w:type="pct" w:w="50%"/>
+            <w:tcMar>
+              <w:top w:type="dxa" w:w="60"/>
+              <w:left w:type="dxa" w:w="100"/>
+              <w:bottom w:type="dxa" w:w="60"/>
+              <w:right w:type="dxa" w:w="100"/>
+            </w:tcMar>
+          </w:tcPr>
+          <w:p>
+            <w:pPr>
+              <w:spacing w:after="0"/>
+            </w:pPr>
+            <w:r>
+              <w:rPr>
+                <w:rFonts w:ascii="Calibri" w:cs="Calibri" w:eastAsia="Calibri" w:hAnsi="Calibri"/>
+                <w:sz w:val="20"/>
+                <w:szCs w:val="20"/>
+              </w:rPr>
+              <w:t xml:space="preserve">Test plan creation, functional testing, regression testing, API testing, bug tracking, security testing, performance testing, cross-browser compatibility</w:t>
+            </w:r>
+          </w:p>
+        </w:tc>
+      </w:tr>
+      <w:tr>
+        <w:tc>
+          <w:tcPr>
+            <w:tcW w:type="pct" w:w="22%"/>
+            <w:shd w:fill="F7F4EF" w:val="clear"/>
+            <w:tcMar>
+              <w:top w:type="dxa" w:w="60"/>
+              <w:left w:type="dxa" w:w="100"/>
+              <w:bottom w:type="dxa" w:w="60"/>
+              <w:right w:type="dxa" w:w="100"/>
+            </w:tcMar>
+          </w:tcPr>
+          <w:p>
+            <w:pPr>
+              <w:spacing w:after="0"/>
+            </w:pPr>
+            <w:r>
+              <w:rPr>
+                <w:rFonts w:ascii="Calibri" w:cs="Calibri" w:eastAsia="Calibri" w:hAnsi="Calibri"/>
+                <w:sz w:val="20"/>
+                <w:szCs w:val="20"/>
+              </w:rPr>
+              <w:t xml:space="preserve">Honey Blare Gargar</w:t>
+            </w:r>
+          </w:p>
+        </w:tc>
+        <w:tc>
+          <w:tcPr>
+            <w:tcW w:type="pct" w:w="28%"/>
+            <w:shd w:fill="F7F4EF" w:val="clear"/>
+            <w:tcMar>
+              <w:top w:type="dxa" w:w="60"/>
+              <w:left w:type="dxa" w:w="100"/>
+              <w:bottom w:type="dxa" w:w="60"/>
+              <w:right w:type="dxa" w:w="100"/>
+            </w:tcMar>
+          </w:tcPr>
+          <w:p>
+            <w:pPr>
+              <w:spacing w:after="0"/>
+            </w:pPr>
+            <w:r>
+              <w:rPr>
+                <w:rFonts w:ascii="Calibri" w:cs="Calibri" w:eastAsia="Calibri" w:hAnsi="Calibri"/>
+                <w:sz w:val="20"/>
+                <w:szCs w:val="20"/>
+              </w:rPr>
+              <w:t xml:space="preserve">Documentation Lead</w:t>
+            </w:r>
+          </w:p>
+        </w:tc>
+        <w:tc>
+          <w:tcPr>
+            <w:tcW w:type="pct" w:w="50%"/>
+            <w:shd w:fill="F7F4EF" w:val="clear"/>
+            <w:tcMar>
+              <w:top w:type="dxa" w:w="60"/>
+              <w:left w:type="dxa" w:w="100"/>
+              <w:bottom w:type="dxa" w:w="60"/>
+              <w:right w:type="dxa" w:w="100"/>
+            </w:tcMar>
+          </w:tcPr>
+          <w:p>
+            <w:pPr>
+              <w:spacing w:after="0"/>
+            </w:pPr>
+            <w:r>
+              <w:rPr>
+                <w:rFonts w:ascii="Calibri" w:cs="Calibri" w:eastAsia="Calibri" w:hAnsi="Calibri"/>
+                <w:sz w:val="20"/>
+                <w:szCs w:val="20"/>
+              </w:rPr>
+              <w:t xml:space="preserve">Technical documentation, user manuals, API documentation, deployment guides, meeting minutes, requirements gathering, stakeholder interviews, research</w:t>
+            </w:r>
+          </w:p>
+        </w:tc>
+      </w:tr>
+    </w:tbl>
+    <w:p>
+      <w:pPr>
+        <w:spacing w:after="80" w:before="0" w:line="276"/>
+      </w:pPr>
+      <w:r>
+        <w:rPr>
+          <w:rFonts w:ascii="Calibri" w:cs="Calibri" w:eastAsia="Calibri" w:hAnsi="Calibri"/>
+          <w:sz w:val="22"/>
+          <w:szCs w:val="22"/>
+        </w:rPr>
+        <w:t xml:space="preserve"/>
+      </w:r>
+    </w:p>
+    <w:p>
+      <w:pPr>
+        <w:spacing w:after="120" w:before="240"/>
+      </w:pPr>
+      <w:r>
+        <w:rPr>
+          <w:rFonts w:ascii="Calibri" w:cs="Calibri" w:eastAsia="Calibri" w:hAnsi="Calibri"/>
+          <w:b/>
+          <w:bCs/>
+          <w:color w:val="1B4332"/>
+          <w:sz w:val="26"/>
+          <w:szCs w:val="26"/>
+        </w:rPr>
+        <w:t xml:space="preserve">4. Upcoming Milestones</w:t>
+      </w:r>
+    </w:p>
+    <w:p>
+      <w:pPr>
+        <w:pStyle w:val="ListParagraph"/>
+        <w:numPr>
+          <w:ilvl w:val="0"/>
+          <w:numId w:val="1"/>
+        </w:numPr>
+        <w:spacing w:after="80" w:line="276"/>
+      </w:pPr>
+      <w:r>
+        <w:rPr>
+          <w:rFonts w:ascii="Calibri" w:cs="Calibri" w:eastAsia="Calibri" w:hAnsi="Calibri"/>
+          <w:b/>
+          <w:bCs/>
+          <w:sz w:val="22"/>
+          <w:szCs w:val="22"/>
+        </w:rPr>
+        <w:t xml:space="preserve">Milestone: </w:t>
+      </w:r>
+      <w:r>
+        <w:rPr>
+          <w:rFonts w:ascii="Calibri" w:cs="Calibri" w:eastAsia="Calibri" w:hAnsi="Calibri"/>
+          <w:sz w:val="22"/>
+          <w:szCs w:val="22"/>
+        </w:rPr>
+        <w:t xml:space="preserve">Production Release 1.2 &amp; Officer Field Sign-Off</w:t>
+      </w:r>
+    </w:p>
+    <w:p>
+      <w:pPr>
+        <w:pStyle w:val="ListParagraph"/>
+        <w:numPr>
+          <w:ilvl w:val="1"/>
+          <w:numId w:val="1"/>
+        </w:numPr>
+        <w:spacing w:after="80" w:line="276"/>
+      </w:pPr>
+      <w:r>
+        <w:rPr>
+          <w:rFonts w:ascii="Calibri" w:cs="Calibri" w:eastAsia="Calibri" w:hAnsi="Calibri"/>
+          <w:b/>
+          <w:bCs/>
+          <w:sz w:val="22"/>
+          <w:szCs w:val="22"/>
+        </w:rPr>
+        <w:t xml:space="preserve">Target Date: </w:t>
+      </w:r>
+      <w:r>
+        <w:rPr>
+          <w:rFonts w:ascii="Calibri" w:cs="Calibri" w:eastAsia="Calibri" w:hAnsi="Calibri"/>
+          <w:sz w:val="22"/>
+          <w:szCs w:val="22"/>
+        </w:rPr>
+        <w:t xml:space="preserve">October 23, 2026</w:t>
+      </w:r>
+    </w:p>
+    <w:p>
+      <w:pPr>
+        <w:pStyle w:val="ListParagraph"/>
+        <w:numPr>
+          <w:ilvl w:val="1"/>
+          <w:numId w:val="1"/>
+        </w:numPr>
+        <w:spacing w:after="80" w:line="276"/>
+      </w:pPr>
+      <w:r>
+        <w:rPr>
+          <w:rFonts w:ascii="Calibri" w:cs="Calibri" w:eastAsia="Calibri" w:hAnsi="Calibri"/>
+          <w:b/>
+          <w:bCs/>
+          <w:sz w:val="22"/>
+          <w:szCs w:val="22"/>
+        </w:rPr>
+        <w:t xml:space="preserve">Key Deliverables:</w:t>
+      </w:r>
+    </w:p>
+    <w:p>
+      <w:pPr>
+        <w:pStyle w:val="ListParagraph"/>
+        <w:numPr>
+          <w:ilvl w:val="2"/>
+          <w:numId w:val="1"/>
+        </w:numPr>
+        <w:spacing w:after="80" w:line="276"/>
+      </w:pPr>
+      <w:r>
+        <w:rPr>
+          <w:rFonts w:ascii="Calibri" w:cs="Calibri" w:eastAsia="Calibri" w:hAnsi="Calibri"/>
+          <w:sz w:val="22"/>
+          <w:szCs w:val="22"/>
+        </w:rPr>
+        <w:t xml:space="preserve">Successful officer UAT dry run in Barangay Alegria.</w:t>
+      </w:r>
+    </w:p>
+    <w:p>
+      <w:pPr>
+        <w:pStyle w:val="ListParagraph"/>
+        <w:numPr>
+          <w:ilvl w:val="2"/>
+          <w:numId w:val="1"/>
+        </w:numPr>
+        <w:spacing w:after="80" w:line="276"/>
+      </w:pPr>
+      <w:r>
+        <w:rPr>
+          <w:rFonts w:ascii="Calibri" w:cs="Calibri" w:eastAsia="Calibri" w:hAnsi="Calibri"/>
+          <w:sz w:val="22"/>
+          <w:szCs w:val="22"/>
+        </w:rPr>
+        <w:t xml:space="preserve">Verified data integrity across all 12 relational database tables.</w:t>
+      </w:r>
+    </w:p>
+    <w:p>
+      <w:pPr>
+        <w:pStyle w:val="ListParagraph"/>
+        <w:numPr>
+          <w:ilvl w:val="2"/>
+          <w:numId w:val="1"/>
+        </w:numPr>
+        <w:spacing w:after="80" w:line="276"/>
+      </w:pPr>
+      <w:r>
+        <w:rPr>
+          <w:rFonts w:ascii="Calibri" w:cs="Calibri" w:eastAsia="Calibri" w:hAnsi="Calibri"/>
+          <w:sz w:val="22"/>
+          <w:szCs w:val="22"/>
+        </w:rPr>
+        <w:t xml:space="preserve">Complete, audit-ready compliance reporting package for all officer roles.</w:t>
+      </w:r>
+    </w:p>
+    <w:p>
+      <w:pPr>
+        <w:pStyle w:val="ListParagraph"/>
+        <w:numPr>
+          <w:ilvl w:val="2"/>
+          <w:numId w:val="1"/>
+        </w:numPr>
+        <w:spacing w:after="80" w:line="276"/>
+      </w:pPr>
+      <w:r>
+        <w:rPr>
+          <w:rFonts w:ascii="Calibri" w:cs="Calibri" w:eastAsia="Calibri" w:hAnsi="Calibri"/>
+          <w:sz w:val="22"/>
+          <w:szCs w:val="22"/>
+        </w:rPr>
+        <w:t xml:space="preserve">Formal production cutover on Vercel and Supabase.</w:t>
+      </w:r>
+    </w:p>
+    <w:p>
+      <w:pPr>
+        <w:pStyle w:val="ListParagraph"/>
+        <w:numPr>
+          <w:ilvl w:val="0"/>
+          <w:numId w:val="1"/>
+        </w:numPr>
+        <w:spacing w:after="80" w:line="276"/>
+      </w:pPr>
+      <w:r>
+        <w:rPr>
+          <w:rFonts w:ascii="Calibri" w:cs="Calibri" w:eastAsia="Calibri" w:hAnsi="Calibri"/>
+          <w:b/>
+          <w:bCs/>
+          <w:sz w:val="22"/>
+          <w:szCs w:val="22"/>
+        </w:rPr>
+        <w:t xml:space="preserve">Next Steps: </w:t>
+      </w:r>
+      <w:r>
+        <w:rPr>
+          <w:rFonts w:ascii="Calibri" w:cs="Calibri" w:eastAsia="Calibri" w:hAnsi="Calibri"/>
+          <w:sz w:val="22"/>
+          <w:szCs w:val="22"/>
+        </w:rPr>
+        <w:t xml:space="preserve">Distribute release candidate build to officer devices for live field validation during the upcoming general assembly.</w:t>
       </w:r>
     </w:p>
     <w:p>
